--- a/pr-preview/pr-344/functions-tracked-changes.docx
+++ b/pr-preview/pr-344/functions-tracked-changes.docx
@@ -16,7 +16,7 @@
       </w:pPr>
       <w:del w:id="1" w:author="PR Preview" w:date="2026-01-01T00:00:00Z">
         <w:r>
-          <w:delText xml:space="preserve">Last modified: 2026-10-17 02:34:23 (PDT)</w:delText>
+          <w:delText xml:space="preserve">Last modified: 2026-10-17 03:46:15 (PDT)</w:delText>
         </w:r>
       </w:del>
     </w:p>
@@ -26,7 +26,7 @@
       </w:pPr>
       <w:ins w:id="2" w:author="PR Preview" w:date="2026-01-01T00:00:00Z">
         <w:r>
-          <w:t xml:space="preserve">Last modified: 2026-10-17 03:11:51 (PDT)</w:t>
+          <w:t xml:space="preserve">Last modified: 2026-10-17 04:23:40 (PDT)</w:t>
         </w:r>
       </w:ins>
     </w:p>
@@ -7680,22 +7680,30 @@
       <w:pPr>
         <w:pStyle w:val="FirstParagraph"/>
       </w:pPr>
-      <w:r>
-        <w:rPr>
-          <w:b/>
-          <w:bCs/>
-        </w:rPr>
-        <w:t xml:space="preserve">Definition 14 (Elementwise application of a function to a vector)</w:t>
-      </w:r>
-      <w:r>
-        <w:t xml:space="preserve"> </w:t>
-      </w:r>
-      <w:r>
-        <w:t xml:space="preserve">Let</w:t>
-      </w:r>
-      <w:r>
-        <w:t xml:space="preserve"> </w:t>
-      </w:r>
+      <w:del w:id="3" w:author="PR Preview" w:date="2026-01-01T00:00:00Z">
+        <w:r>
+          <w:rPr>
+            <w:b/>
+            <w:bCs/>
+          </w:rPr>
+          <w:delText xml:space="preserve">Definition 14 (Elementwise application of a function to a vector)</w:delText>
+        </w:r>
+      </w:del>
+      <w:del w:id="4" w:author="PR Preview" w:date="2026-01-01T00:00:00Z">
+        <w:r>
+          <w:delText xml:space="preserve"> </w:delText>
+        </w:r>
+      </w:del>
+      <w:del w:id="5" w:author="PR Preview" w:date="2026-01-01T00:00:00Z">
+        <w:r>
+          <w:delText xml:space="preserve">Let</w:delText>
+        </w:r>
+      </w:del>
+      <w:del w:id="6" w:author="PR Preview" w:date="2026-01-01T00:00:00Z">
+        <w:r>
+          <w:delText xml:space="preserve"> </w:delText>
+        </w:r>
+      </w:del>
       <m:oMath>
         <m:r>
           <m:t>f</m:t>
@@ -7719,32 +7727,46 @@
           <m:t>B</m:t>
         </m:r>
       </m:oMath>
-      <w:r>
-        <w:t xml:space="preserve"> </w:t>
-      </w:r>
-      <w:r>
-        <w:t xml:space="preserve">be a function (</w:t>
-      </w:r>
+      <w:del w:id="7" w:author="PR Preview" w:date="2026-01-01T00:00:00Z">
+        <w:r>
+          <w:delText xml:space="preserve"> </w:delText>
+        </w:r>
+      </w:del>
+      <w:del w:id="8" w:author="PR Preview" w:date="2026-01-01T00:00:00Z">
+        <w:r>
+          <w:delText xml:space="preserve">be a function (</w:delText>
+        </w:r>
+      </w:del>
       <w:hyperlink w:anchor="def-function">
-        <w:r>
-          <w:rPr>
-            <w:rStyle w:val="Hyperlink"/>
-          </w:rPr>
-          <w:t xml:space="preserve">definition</w:t>
-        </w:r>
+        <w:del w:id="9" w:author="PR Preview" w:date="2026-01-01T00:00:00Z">
+          <w:r>
+            <w:rPr>
+              <w:rStyle w:val="Hyperlink"/>
+            </w:rPr>
+            <w:delText xml:space="preserve">definition</w:delText>
+          </w:r>
+        </w:del>
       </w:hyperlink>
-      <w:r>
-        <w:t xml:space="preserve">),</w:t>
-      </w:r>
-      <w:r>
-        <w:t xml:space="preserve"> </w:t>
-      </w:r>
-      <w:r>
-        <w:t xml:space="preserve">and let</w:t>
-      </w:r>
-      <w:r>
-        <w:t xml:space="preserve"> </w:t>
-      </w:r>
+      <w:del w:id="10" w:author="PR Preview" w:date="2026-01-01T00:00:00Z">
+        <w:r>
+          <w:delText xml:space="preserve">),</w:delText>
+        </w:r>
+      </w:del>
+      <w:del w:id="11" w:author="PR Preview" w:date="2026-01-01T00:00:00Z">
+        <w:r>
+          <w:delText xml:space="preserve"> </w:delText>
+        </w:r>
+      </w:del>
+      <w:del w:id="12" w:author="PR Preview" w:date="2026-01-01T00:00:00Z">
+        <w:r>
+          <w:delText xml:space="preserve">and let</w:delText>
+        </w:r>
+      </w:del>
+      <w:del w:id="13" w:author="PR Preview" w:date="2026-01-01T00:00:00Z">
+        <w:r>
+          <w:delText xml:space="preserve"> </w:delText>
+        </w:r>
+      </w:del>
       <m:oMath>
         <m:limLow>
           <m:e>
@@ -7856,62 +7878,90 @@
           </m:sup>
         </m:sSup>
       </m:oMath>
-      <w:r>
-        <w:t xml:space="preserve"> </w:t>
-      </w:r>
-      <w:r>
-        <w:t xml:space="preserve">be a vector whose entries all lie in</w:t>
-      </w:r>
-      <w:r>
-        <w:t xml:space="preserve"> </w:t>
-      </w:r>
+      <w:del w:id="14" w:author="PR Preview" w:date="2026-01-01T00:00:00Z">
+        <w:r>
+          <w:delText xml:space="preserve"> </w:delText>
+        </w:r>
+      </w:del>
+      <w:del w:id="15" w:author="PR Preview" w:date="2026-01-01T00:00:00Z">
+        <w:r>
+          <w:delText xml:space="preserve">be a vector whose entries all lie in</w:delText>
+        </w:r>
+      </w:del>
+      <w:del w:id="16" w:author="PR Preview" w:date="2026-01-01T00:00:00Z">
+        <w:r>
+          <w:delText xml:space="preserve"> </w:delText>
+        </w:r>
+      </w:del>
       <m:oMath>
         <m:r>
           <m:t>A</m:t>
         </m:r>
       </m:oMath>
-      <w:r>
-        <w:t xml:space="preserve">.</w:t>
-      </w:r>
-      <w:r>
-        <w:t xml:space="preserve"> </w:t>
-      </w:r>
-      <w:r>
-        <w:t xml:space="preserve">The</w:t>
-      </w:r>
-      <w:r>
-        <w:t xml:space="preserve"> </w:t>
-      </w:r>
-      <w:r>
-        <w:rPr>
-          <w:b/>
-          <w:bCs/>
-        </w:rPr>
-        <w:t xml:space="preserve">elementwise application</w:t>
-      </w:r>
-      <w:r>
-        <w:t xml:space="preserve"> </w:t>
-      </w:r>
-      <w:r>
-        <w:t xml:space="preserve">of</w:t>
-      </w:r>
-      <w:r>
-        <w:t xml:space="preserve"> </w:t>
-      </w:r>
+      <w:del w:id="17" w:author="PR Preview" w:date="2026-01-01T00:00:00Z">
+        <w:r>
+          <w:delText xml:space="preserve">.</w:delText>
+        </w:r>
+      </w:del>
+      <w:del w:id="18" w:author="PR Preview" w:date="2026-01-01T00:00:00Z">
+        <w:r>
+          <w:delText xml:space="preserve"> </w:delText>
+        </w:r>
+      </w:del>
+      <w:del w:id="19" w:author="PR Preview" w:date="2026-01-01T00:00:00Z">
+        <w:r>
+          <w:delText xml:space="preserve">The</w:delText>
+        </w:r>
+      </w:del>
+      <w:del w:id="20" w:author="PR Preview" w:date="2026-01-01T00:00:00Z">
+        <w:r>
+          <w:delText xml:space="preserve"> </w:delText>
+        </w:r>
+      </w:del>
+      <w:del w:id="21" w:author="PR Preview" w:date="2026-01-01T00:00:00Z">
+        <w:r>
+          <w:rPr>
+            <w:b/>
+            <w:bCs/>
+          </w:rPr>
+          <w:delText xml:space="preserve">elementwise application</w:delText>
+        </w:r>
+      </w:del>
+      <w:del w:id="22" w:author="PR Preview" w:date="2026-01-01T00:00:00Z">
+        <w:r>
+          <w:delText xml:space="preserve"> </w:delText>
+        </w:r>
+      </w:del>
+      <w:del w:id="23" w:author="PR Preview" w:date="2026-01-01T00:00:00Z">
+        <w:r>
+          <w:delText xml:space="preserve">of</w:delText>
+        </w:r>
+      </w:del>
+      <w:del w:id="24" w:author="PR Preview" w:date="2026-01-01T00:00:00Z">
+        <w:r>
+          <w:delText xml:space="preserve"> </w:delText>
+        </w:r>
+      </w:del>
       <m:oMath>
         <m:r>
           <m:t>f</m:t>
         </m:r>
       </m:oMath>
-      <w:r>
-        <w:t xml:space="preserve"> </w:t>
-      </w:r>
-      <w:r>
-        <w:t xml:space="preserve">to</w:t>
-      </w:r>
-      <w:r>
-        <w:t xml:space="preserve"> </w:t>
-      </w:r>
+      <w:del w:id="25" w:author="PR Preview" w:date="2026-01-01T00:00:00Z">
+        <w:r>
+          <w:delText xml:space="preserve"> </w:delText>
+        </w:r>
+      </w:del>
+      <w:del w:id="26" w:author="PR Preview" w:date="2026-01-01T00:00:00Z">
+        <w:r>
+          <w:delText xml:space="preserve">to</w:delText>
+        </w:r>
+      </w:del>
+      <w:del w:id="27" w:author="PR Preview" w:date="2026-01-01T00:00:00Z">
+        <w:r>
+          <w:delText xml:space="preserve"> </w:delText>
+        </w:r>
+      </w:del>
       <m:oMath>
         <m:limLow>
           <m:e>
@@ -7929,18 +7979,26 @@
           </m:lim>
         </m:limLow>
       </m:oMath>
-      <w:r>
-        <w:t xml:space="preserve">,</w:t>
-      </w:r>
-      <w:r>
-        <w:t xml:space="preserve"> </w:t>
-      </w:r>
-      <w:r>
-        <w:t xml:space="preserve">written</w:t>
-      </w:r>
-      <w:r>
-        <w:t xml:space="preserve"> </w:t>
-      </w:r>
+      <w:del w:id="28" w:author="PR Preview" w:date="2026-01-01T00:00:00Z">
+        <w:r>
+          <w:delText xml:space="preserve">,</w:delText>
+        </w:r>
+      </w:del>
+      <w:del w:id="29" w:author="PR Preview" w:date="2026-01-01T00:00:00Z">
+        <w:r>
+          <w:delText xml:space="preserve"> </w:delText>
+        </w:r>
+      </w:del>
+      <w:del w:id="30" w:author="PR Preview" w:date="2026-01-01T00:00:00Z">
+        <w:r>
+          <w:delText xml:space="preserve">written</w:delText>
+        </w:r>
+      </w:del>
+      <w:del w:id="31" w:author="PR Preview" w:date="2026-01-01T00:00:00Z">
+        <w:r>
+          <w:delText xml:space="preserve"> </w:delText>
+        </w:r>
+      </w:del>
       <m:oMath>
         <m:sSup>
           <m:e>
@@ -7985,32 +8043,46 @@
           <m:t>)</m:t>
         </m:r>
       </m:oMath>
-      <w:r>
-        <w:t xml:space="preserve">,</w:t>
-      </w:r>
-      <w:r>
-        <w:t xml:space="preserve"> </w:t>
-      </w:r>
-      <w:r>
-        <w:t xml:space="preserve">is the vector of the values of</w:t>
-      </w:r>
-      <w:r>
-        <w:t xml:space="preserve"> </w:t>
-      </w:r>
+      <w:del w:id="32" w:author="PR Preview" w:date="2026-01-01T00:00:00Z">
+        <w:r>
+          <w:delText xml:space="preserve">,</w:delText>
+        </w:r>
+      </w:del>
+      <w:del w:id="33" w:author="PR Preview" w:date="2026-01-01T00:00:00Z">
+        <w:r>
+          <w:delText xml:space="preserve"> </w:delText>
+        </w:r>
+      </w:del>
+      <w:del w:id="34" w:author="PR Preview" w:date="2026-01-01T00:00:00Z">
+        <w:r>
+          <w:delText xml:space="preserve">is the vector of the values of</w:delText>
+        </w:r>
+      </w:del>
+      <w:del w:id="35" w:author="PR Preview" w:date="2026-01-01T00:00:00Z">
+        <w:r>
+          <w:delText xml:space="preserve"> </w:delText>
+        </w:r>
+      </w:del>
       <m:oMath>
         <m:r>
           <m:t>f</m:t>
         </m:r>
       </m:oMath>
-      <w:r>
-        <w:t xml:space="preserve"> </w:t>
-      </w:r>
-      <w:r>
-        <w:t xml:space="preserve">at the entries of</w:t>
-      </w:r>
-      <w:r>
-        <w:t xml:space="preserve"> </w:t>
-      </w:r>
+      <w:del w:id="36" w:author="PR Preview" w:date="2026-01-01T00:00:00Z">
+        <w:r>
+          <w:delText xml:space="preserve"> </w:delText>
+        </w:r>
+      </w:del>
+      <w:del w:id="37" w:author="PR Preview" w:date="2026-01-01T00:00:00Z">
+        <w:r>
+          <w:delText xml:space="preserve">at the entries of</w:delText>
+        </w:r>
+      </w:del>
+      <w:del w:id="38" w:author="PR Preview" w:date="2026-01-01T00:00:00Z">
+        <w:r>
+          <w:delText xml:space="preserve"> </w:delText>
+        </w:r>
+      </w:del>
       <m:oMath>
         <m:limLow>
           <m:e>
@@ -8028,9 +8100,11 @@
           </m:lim>
         </m:limLow>
       </m:oMath>
-      <w:r>
-        <w:t xml:space="preserve">:</w:t>
-      </w:r>
+      <w:del w:id="39" w:author="PR Preview" w:date="2026-01-01T00:00:00Z">
+        <w:r>
+          <w:delText xml:space="preserve">:</w:delText>
+        </w:r>
+      </w:del>
     </w:p>
     <w:p>
       <w:pPr>
@@ -8235,6 +8309,279 @@
       <w:pPr>
         <w:pStyle w:val="FirstParagraph"/>
       </w:pPr>
+      <w:ins w:id="40" w:author="PR Preview" w:date="2026-01-01T00:00:00Z">
+        <w:r>
+          <w:rPr>
+            <w:b/>
+            <w:bCs/>
+          </w:rPr>
+          <w:t xml:space="preserve">Definition 14 (Elementwise application of a function to a vector)</w:t>
+        </w:r>
+      </w:ins>
+      <w:ins w:id="41" w:author="PR Preview" w:date="2026-01-01T00:00:00Z">
+        <w:r>
+          <w:t xml:space="preserve"> </w:t>
+        </w:r>
+      </w:ins>
+      <w:ins w:id="42" w:author="PR Preview" w:date="2026-01-01T00:00:00Z">
+        <w:r>
+          <w:t xml:space="preserve">Let</w:t>
+        </w:r>
+      </w:ins>
+      <w:ins w:id="43" w:author="PR Preview" w:date="2026-01-01T00:00:00Z">
+        <w:r>
+          <w:t xml:space="preserve"> </w:t>
+        </w:r>
+      </w:ins>
+      <m:oMath>
+        <m:r>
+          <m:t>f</m:t>
+        </m:r>
+        <m:r>
+          <m:rPr>
+            <m:sty m:val="p"/>
+          </m:rPr>
+          <m:t>:</m:t>
+        </m:r>
+        <m:r>
+          <m:t>A</m:t>
+        </m:r>
+        <m:r>
+          <m:rPr>
+            <m:sty m:val="p"/>
+          </m:rPr>
+          <m:t>→</m:t>
+        </m:r>
+        <m:r>
+          <m:t>B</m:t>
+        </m:r>
+      </m:oMath>
+      <w:ins w:id="44" w:author="PR Preview" w:date="2026-01-01T00:00:00Z">
+        <w:r>
+          <w:t xml:space="preserve"> </w:t>
+        </w:r>
+      </w:ins>
+      <w:ins w:id="45" w:author="PR Preview" w:date="2026-01-01T00:00:00Z">
+        <w:r>
+          <w:t xml:space="preserve">be a function (</w:t>
+        </w:r>
+      </w:ins>
+      <w:hyperlink w:anchor="def-function">
+        <w:ins w:id="46" w:author="PR Preview" w:date="2026-01-01T00:00:00Z">
+          <w:r>
+            <w:rPr>
+              <w:rStyle w:val="Hyperlink"/>
+            </w:rPr>
+            <w:t xml:space="preserve">definition</w:t>
+          </w:r>
+        </w:ins>
+      </w:hyperlink>
+      <w:ins w:id="47" w:author="PR Preview" w:date="2026-01-01T00:00:00Z">
+        <w:r>
+          <w:t xml:space="preserve">),</w:t>
+        </w:r>
+      </w:ins>
+      <w:ins w:id="48" w:author="PR Preview" w:date="2026-01-01T00:00:00Z">
+        <w:r>
+          <w:t xml:space="preserve"> </w:t>
+        </w:r>
+      </w:ins>
+      <w:ins w:id="49" w:author="PR Preview" w:date="2026-01-01T00:00:00Z">
+        <w:r>
+          <w:t xml:space="preserve">and let</w:t>
+        </w:r>
+      </w:ins>
+      <w:ins w:id="50" w:author="PR Preview" w:date="2026-01-01T00:00:00Z">
+        <w:r>
+          <w:t xml:space="preserve"> </w:t>
+        </w:r>
+      </w:ins>
+      <w:ins w:id="51" w:author="PR Preview" w:date="2026-01-01T00:00:00Z">
+        <w:r>
+          <w:t xml:space="preserve">$\mathord{\smash[b]{\underset{\raise.3ex\hbox{$\scriptstyle\sim$}}{x}}\vphantom{x}}= {\mathopen{}\left(x_1, x_2, \ldots, x_n\right)\mathclose{}}^{\top}$</w:t>
+        </w:r>
+      </w:ins>
+      <w:ins w:id="52" w:author="PR Preview" w:date="2026-01-01T00:00:00Z">
+        <w:r>
+          <w:t xml:space="preserve"> </w:t>
+        </w:r>
+      </w:ins>
+      <w:ins w:id="53" w:author="PR Preview" w:date="2026-01-01T00:00:00Z">
+        <w:r>
+          <w:t xml:space="preserve">be a vector whose entries all lie in</w:t>
+        </w:r>
+      </w:ins>
+      <w:ins w:id="54" w:author="PR Preview" w:date="2026-01-01T00:00:00Z">
+        <w:r>
+          <w:t xml:space="preserve"> </w:t>
+        </w:r>
+      </w:ins>
+      <m:oMath>
+        <m:r>
+          <m:t>A</m:t>
+        </m:r>
+      </m:oMath>
+      <w:ins w:id="55" w:author="PR Preview" w:date="2026-01-01T00:00:00Z">
+        <w:r>
+          <w:t xml:space="preserve">.</w:t>
+        </w:r>
+      </w:ins>
+      <w:ins w:id="56" w:author="PR Preview" w:date="2026-01-01T00:00:00Z">
+        <w:r>
+          <w:t xml:space="preserve"> </w:t>
+        </w:r>
+      </w:ins>
+      <w:ins w:id="57" w:author="PR Preview" w:date="2026-01-01T00:00:00Z">
+        <w:r>
+          <w:t xml:space="preserve">The</w:t>
+        </w:r>
+      </w:ins>
+      <w:ins w:id="58" w:author="PR Preview" w:date="2026-01-01T00:00:00Z">
+        <w:r>
+          <w:t xml:space="preserve"> </w:t>
+        </w:r>
+      </w:ins>
+      <w:ins w:id="59" w:author="PR Preview" w:date="2026-01-01T00:00:00Z">
+        <w:r>
+          <w:rPr>
+            <w:b/>
+            <w:bCs/>
+          </w:rPr>
+          <w:t xml:space="preserve">elementwise application</w:t>
+        </w:r>
+      </w:ins>
+      <w:ins w:id="60" w:author="PR Preview" w:date="2026-01-01T00:00:00Z">
+        <w:r>
+          <w:t xml:space="preserve"> </w:t>
+        </w:r>
+      </w:ins>
+      <w:ins w:id="61" w:author="PR Preview" w:date="2026-01-01T00:00:00Z">
+        <w:r>
+          <w:t xml:space="preserve">of</w:t>
+        </w:r>
+      </w:ins>
+      <w:ins w:id="62" w:author="PR Preview" w:date="2026-01-01T00:00:00Z">
+        <w:r>
+          <w:t xml:space="preserve"> </w:t>
+        </w:r>
+      </w:ins>
+      <m:oMath>
+        <m:r>
+          <m:t>f</m:t>
+        </m:r>
+      </m:oMath>
+      <w:ins w:id="63" w:author="PR Preview" w:date="2026-01-01T00:00:00Z">
+        <w:r>
+          <w:t xml:space="preserve"> </w:t>
+        </w:r>
+      </w:ins>
+      <w:ins w:id="64" w:author="PR Preview" w:date="2026-01-01T00:00:00Z">
+        <w:r>
+          <w:t xml:space="preserve">to</w:t>
+        </w:r>
+      </w:ins>
+      <w:ins w:id="65" w:author="PR Preview" w:date="2026-01-01T00:00:00Z">
+        <w:r>
+          <w:t xml:space="preserve"> </w:t>
+        </w:r>
+      </w:ins>
+      <w:ins w:id="66" w:author="PR Preview" w:date="2026-01-01T00:00:00Z">
+        <w:r>
+          <w:t xml:space="preserve">$\mathord{\smash[b]{\underset{\raise.3ex\hbox{$\scriptstyle\sim$}}{x}}\vphantom{x}}$</w:t>
+        </w:r>
+      </w:ins>
+      <w:ins w:id="67" w:author="PR Preview" w:date="2026-01-01T00:00:00Z">
+        <w:r>
+          <w:t xml:space="preserve">,</w:t>
+        </w:r>
+      </w:ins>
+      <w:ins w:id="68" w:author="PR Preview" w:date="2026-01-01T00:00:00Z">
+        <w:r>
+          <w:t xml:space="preserve"> </w:t>
+        </w:r>
+      </w:ins>
+      <w:ins w:id="69" w:author="PR Preview" w:date="2026-01-01T00:00:00Z">
+        <w:r>
+          <w:t xml:space="preserve">written</w:t>
+        </w:r>
+      </w:ins>
+      <w:ins w:id="70" w:author="PR Preview" w:date="2026-01-01T00:00:00Z">
+        <w:r>
+          <w:t xml:space="preserve"> </w:t>
+        </w:r>
+      </w:ins>
+      <w:ins w:id="71" w:author="PR Preview" w:date="2026-01-01T00:00:00Z">
+        <w:r>
+          <w:t xml:space="preserve">$f^{\odot}(\mathord{\smash[b]{\underset{\raise.3ex\hbox{$\scriptstyle\sim$}}{x}}\vphantom{x}})$</w:t>
+        </w:r>
+      </w:ins>
+      <w:ins w:id="72" w:author="PR Preview" w:date="2026-01-01T00:00:00Z">
+        <w:r>
+          <w:t xml:space="preserve">,</w:t>
+        </w:r>
+      </w:ins>
+      <w:ins w:id="73" w:author="PR Preview" w:date="2026-01-01T00:00:00Z">
+        <w:r>
+          <w:t xml:space="preserve"> </w:t>
+        </w:r>
+      </w:ins>
+      <w:ins w:id="74" w:author="PR Preview" w:date="2026-01-01T00:00:00Z">
+        <w:r>
+          <w:t xml:space="preserve">is the vector of the values of</w:t>
+        </w:r>
+      </w:ins>
+      <w:ins w:id="75" w:author="PR Preview" w:date="2026-01-01T00:00:00Z">
+        <w:r>
+          <w:t xml:space="preserve"> </w:t>
+        </w:r>
+      </w:ins>
+      <m:oMath>
+        <m:r>
+          <m:t>f</m:t>
+        </m:r>
+      </m:oMath>
+      <w:ins w:id="76" w:author="PR Preview" w:date="2026-01-01T00:00:00Z">
+        <w:r>
+          <w:t xml:space="preserve"> </w:t>
+        </w:r>
+      </w:ins>
+      <w:ins w:id="77" w:author="PR Preview" w:date="2026-01-01T00:00:00Z">
+        <w:r>
+          <w:t xml:space="preserve">at the entries of</w:t>
+        </w:r>
+      </w:ins>
+      <w:ins w:id="78" w:author="PR Preview" w:date="2026-01-01T00:00:00Z">
+        <w:r>
+          <w:t xml:space="preserve"> </w:t>
+        </w:r>
+      </w:ins>
+      <w:ins w:id="79" w:author="PR Preview" w:date="2026-01-01T00:00:00Z">
+        <w:r>
+          <w:t xml:space="preserve">$\mathord{\smash[b]{\underset{\raise.3ex\hbox{$\scriptstyle\sim$}}{x}}\vphantom{x}}$</w:t>
+        </w:r>
+      </w:ins>
+      <w:ins w:id="80" w:author="PR Preview" w:date="2026-01-01T00:00:00Z">
+        <w:r>
+          <w:t xml:space="preserve">:</w:t>
+        </w:r>
+      </w:ins>
+    </w:p>
+    <w:p>
+      <w:pPr>
+        <w:pStyle w:val="BodyText"/>
+      </w:pPr>
+      <w:ins w:id="81" w:author="PR Preview" w:date="2026-01-01T00:00:00Z">
+        <w:r>
+          <w:t xml:space="preserve">$$
+    f^{\odot}(\mathord{\smash[b]{\underset{\raise.3ex\hbox{$\scriptstyle\sim$}}{x}}\vphantom{x}}) = {\mathopen{}\left(f(x_1), f(x_2), \ldots, f(x_n)\right)\mathclose{}}^{\top}.
+    $$</w:t>
+        </w:r>
+      </w:ins>
+    </w:p>
+    <w:p>
+      <w:pPr>
+        <w:pStyle w:val="FirstParagraph"/>
+      </w:pPr>
       <w:r>
         <w:t xml:space="preserve">It is a function</w:t>
       </w:r>
@@ -8369,22 +8716,30 @@
       <w:pPr>
         <w:pStyle w:val="BodyText"/>
       </w:pPr>
-      <w:r>
-        <w:rPr>
-          <w:b/>
-          <w:bCs/>
-        </w:rPr>
-        <w:t xml:space="preserve">Example 10 (The exponential and logistic functions applied to a vector)</w:t>
-      </w:r>
-      <w:r>
-        <w:t xml:space="preserve"> </w:t>
-      </w:r>
-      <w:r>
-        <w:t xml:space="preserve">Let</w:t>
-      </w:r>
-      <w:r>
-        <w:t xml:space="preserve"> </w:t>
-      </w:r>
+      <w:del w:id="82" w:author="PR Preview" w:date="2026-01-01T00:00:00Z">
+        <w:r>
+          <w:rPr>
+            <w:b/>
+            <w:bCs/>
+          </w:rPr>
+          <w:delText xml:space="preserve">Example 10 (The exponential and logistic functions applied to a vector)</w:delText>
+        </w:r>
+      </w:del>
+      <w:del w:id="83" w:author="PR Preview" w:date="2026-01-01T00:00:00Z">
+        <w:r>
+          <w:delText xml:space="preserve"> </w:delText>
+        </w:r>
+      </w:del>
+      <w:del w:id="84" w:author="PR Preview" w:date="2026-01-01T00:00:00Z">
+        <w:r>
+          <w:delText xml:space="preserve">Let</w:delText>
+        </w:r>
+      </w:del>
+      <w:del w:id="85" w:author="PR Preview" w:date="2026-01-01T00:00:00Z">
+        <w:r>
+          <w:delText xml:space="preserve"> </w:delText>
+        </w:r>
+      </w:del>
       <m:oMath>
         <m:limLow>
           <m:e>
@@ -8463,18 +8818,26 @@
           </m:sup>
         </m:sSup>
       </m:oMath>
-      <w:r>
-        <w:t xml:space="preserve">.</w:t>
-      </w:r>
-      <w:r>
-        <w:t xml:space="preserve"> </w:t>
-      </w:r>
-      <w:r>
-        <w:t xml:space="preserve">With</w:t>
-      </w:r>
-      <w:r>
-        <w:t xml:space="preserve"> </w:t>
-      </w:r>
+      <w:del w:id="86" w:author="PR Preview" w:date="2026-01-01T00:00:00Z">
+        <w:r>
+          <w:delText xml:space="preserve">.</w:delText>
+        </w:r>
+      </w:del>
+      <w:del w:id="87" w:author="PR Preview" w:date="2026-01-01T00:00:00Z">
+        <w:r>
+          <w:delText xml:space="preserve"> </w:delText>
+        </w:r>
+      </w:del>
+      <w:del w:id="88" w:author="PR Preview" w:date="2026-01-01T00:00:00Z">
+        <w:r>
+          <w:delText xml:space="preserve">With</w:delText>
+        </w:r>
+      </w:del>
+      <w:del w:id="89" w:author="PR Preview" w:date="2026-01-01T00:00:00Z">
+        <w:r>
+          <w:delText xml:space="preserve"> </w:delText>
+        </w:r>
+      </w:del>
       <m:oMath>
         <m:r>
           <m:rPr>
@@ -8516,15 +8879,21 @@
           </m:sup>
         </m:sSup>
       </m:oMath>
-      <w:r>
-        <w:t xml:space="preserve"> </w:t>
-      </w:r>
-      <w:r>
-        <w:t xml:space="preserve">and the logistic function</w:t>
-      </w:r>
-      <w:r>
-        <w:t xml:space="preserve"> </w:t>
-      </w:r>
+      <w:del w:id="90" w:author="PR Preview" w:date="2026-01-01T00:00:00Z">
+        <w:r>
+          <w:delText xml:space="preserve"> </w:delText>
+        </w:r>
+      </w:del>
+      <w:del w:id="91" w:author="PR Preview" w:date="2026-01-01T00:00:00Z">
+        <w:r>
+          <w:delText xml:space="preserve">and the logistic function</w:delText>
+        </w:r>
+      </w:del>
+      <w:del w:id="92" w:author="PR Preview" w:date="2026-01-01T00:00:00Z">
+        <w:r>
+          <w:delText xml:space="preserve"> </w:delText>
+        </w:r>
+      </w:del>
       <m:oMath>
         <m:r>
           <m:rPr>
@@ -8593,9 +8962,11 @@
           </m:den>
         </m:f>
       </m:oMath>
-      <w:r>
-        <w:t xml:space="preserve">,</w:t>
-      </w:r>
+      <w:del w:id="93" w:author="PR Preview" w:date="2026-01-01T00:00:00Z">
+        <w:r>
+          <w:delText xml:space="preserve">,</w:delText>
+        </w:r>
+      </w:del>
     </w:p>
     <w:p>
       <w:pPr>
@@ -8928,6 +9299,204 @@
     </w:p>
     <w:p>
       <w:pPr>
+        <w:pStyle w:val="BodyText"/>
+      </w:pPr>
+      <w:ins w:id="94" w:author="PR Preview" w:date="2026-01-01T00:00:00Z">
+        <w:r>
+          <w:rPr>
+            <w:b/>
+            <w:bCs/>
+          </w:rPr>
+          <w:t xml:space="preserve">Example 10 (The exponential and logistic functions applied to a vector)</w:t>
+        </w:r>
+      </w:ins>
+      <w:ins w:id="95" w:author="PR Preview" w:date="2026-01-01T00:00:00Z">
+        <w:r>
+          <w:t xml:space="preserve"> </w:t>
+        </w:r>
+      </w:ins>
+      <w:ins w:id="96" w:author="PR Preview" w:date="2026-01-01T00:00:00Z">
+        <w:r>
+          <w:t xml:space="preserve">Let</w:t>
+        </w:r>
+      </w:ins>
+      <w:ins w:id="97" w:author="PR Preview" w:date="2026-01-01T00:00:00Z">
+        <w:r>
+          <w:t xml:space="preserve"> </w:t>
+        </w:r>
+      </w:ins>
+      <w:ins w:id="98" w:author="PR Preview" w:date="2026-01-01T00:00:00Z">
+        <w:r>
+          <w:t xml:space="preserve">$\mathord{\smash[b]{\underset{\raise.3ex\hbox{$\scriptstyle\sim$}}{x}}\vphantom{x}}= {\mathopen{}\left(-1, 0, 2\right)\mathclose{}}^{\top}$</w:t>
+        </w:r>
+      </w:ins>
+      <w:ins w:id="99" w:author="PR Preview" w:date="2026-01-01T00:00:00Z">
+        <w:r>
+          <w:t xml:space="preserve">.</w:t>
+        </w:r>
+      </w:ins>
+      <w:ins w:id="100" w:author="PR Preview" w:date="2026-01-01T00:00:00Z">
+        <w:r>
+          <w:t xml:space="preserve"> </w:t>
+        </w:r>
+      </w:ins>
+      <w:ins w:id="101" w:author="PR Preview" w:date="2026-01-01T00:00:00Z">
+        <w:r>
+          <w:t xml:space="preserve">With</w:t>
+        </w:r>
+      </w:ins>
+      <w:ins w:id="102" w:author="PR Preview" w:date="2026-01-01T00:00:00Z">
+        <w:r>
+          <w:t xml:space="preserve"> </w:t>
+        </w:r>
+      </w:ins>
+      <m:oMath>
+        <m:r>
+          <m:rPr>
+            <m:sty m:val="p"/>
+          </m:rPr>
+          <m:t>exp</m:t>
+        </m:r>
+        <m:r>
+          <m:rPr>
+            <m:sty m:val="p"/>
+          </m:rPr>
+          <m:t>(</m:t>
+        </m:r>
+        <m:r>
+          <m:t>t</m:t>
+        </m:r>
+        <m:r>
+          <m:rPr>
+            <m:sty m:val="p"/>
+          </m:rPr>
+          <m:t>)</m:t>
+        </m:r>
+        <m:r>
+          <m:rPr>
+            <m:sty m:val="p"/>
+          </m:rPr>
+          <m:t>=</m:t>
+        </m:r>
+        <m:sSup>
+          <m:e>
+            <m:r>
+              <m:t>e</m:t>
+            </m:r>
+          </m:e>
+          <m:sup>
+            <m:r>
+              <m:t>t</m:t>
+            </m:r>
+          </m:sup>
+        </m:sSup>
+      </m:oMath>
+      <w:ins w:id="103" w:author="PR Preview" w:date="2026-01-01T00:00:00Z">
+        <w:r>
+          <w:t xml:space="preserve"> </w:t>
+        </w:r>
+      </w:ins>
+      <w:ins w:id="104" w:author="PR Preview" w:date="2026-01-01T00:00:00Z">
+        <w:r>
+          <w:t xml:space="preserve">and the logistic function</w:t>
+        </w:r>
+      </w:ins>
+      <w:ins w:id="105" w:author="PR Preview" w:date="2026-01-01T00:00:00Z">
+        <w:r>
+          <w:t xml:space="preserve"> </w:t>
+        </w:r>
+      </w:ins>
+      <m:oMath>
+        <m:r>
+          <m:rPr>
+            <m:sty m:val="p"/>
+          </m:rPr>
+          <m:t>expit</m:t>
+        </m:r>
+        <m:r>
+          <m:rPr>
+            <m:sty m:val="p"/>
+          </m:rPr>
+          <m:t>(</m:t>
+        </m:r>
+        <m:r>
+          <m:t>t</m:t>
+        </m:r>
+        <m:r>
+          <m:rPr>
+            <m:sty m:val="p"/>
+          </m:rPr>
+          <m:t>)</m:t>
+        </m:r>
+        <m:r>
+          <m:rPr>
+            <m:sty m:val="p"/>
+          </m:rPr>
+          <m:t>=</m:t>
+        </m:r>
+        <m:f>
+          <m:fPr>
+            <m:type m:val="bar"/>
+          </m:fPr>
+          <m:num>
+            <m:r>
+              <m:t>1</m:t>
+            </m:r>
+          </m:num>
+          <m:den>
+            <m:r>
+              <m:t>1</m:t>
+            </m:r>
+            <m:r>
+              <m:rPr>
+                <m:sty m:val="p"/>
+              </m:rPr>
+              <m:t>+</m:t>
+            </m:r>
+            <m:sSup>
+              <m:e>
+                <m:r>
+                  <m:t>e</m:t>
+                </m:r>
+              </m:e>
+              <m:sup>
+                <m:r>
+                  <m:rPr>
+                    <m:sty m:val="p"/>
+                  </m:rPr>
+                  <m:t>−</m:t>
+                </m:r>
+                <m:r>
+                  <m:t>t</m:t>
+                </m:r>
+              </m:sup>
+            </m:sSup>
+          </m:den>
+        </m:f>
+      </m:oMath>
+      <w:ins w:id="106" w:author="PR Preview" w:date="2026-01-01T00:00:00Z">
+        <w:r>
+          <w:t xml:space="preserve">,</w:t>
+        </w:r>
+      </w:ins>
+    </w:p>
+    <w:p>
+      <w:pPr>
+        <w:pStyle w:val="BodyText"/>
+      </w:pPr>
+      <w:ins w:id="107" w:author="PR Preview" w:date="2026-01-01T00:00:00Z">
+        <w:r>
+          <w:t xml:space="preserve">$$
+    \begin{aligned}
+    \operatorname{exp}^{\odot}(\mathord{\smash[b]{\underset{\raise.3ex\hbox{$\scriptstyle\sim$}}{x}}\vphantom{x}}) &amp;= {\mathopen{}\left(e^{-1}, e^{0}, e^{2}\right)\mathclose{}}^{\top}, \\
+    \operatorname{expit}^{\odot}(\mathord{\smash[b]{\underset{\raise.3ex\hbox{$\scriptstyle\sim$}}{x}}\vphantom{x}}) &amp;= {\mathopen{}\left(\operatorname{expit}(-1), \operatorname{expit}(0), \operatorname{expit}(2)\right)\mathclose{}}^{\top}.
+    \end{aligned}
+    $$</w:t>
+        </w:r>
+      </w:ins>
+    </w:p>
+    <w:p>
+      <w:pPr>
         <w:pStyle w:val="FirstParagraph"/>
       </w:pPr>
       <w:r>
@@ -9150,12 +9719,16 @@
       <w:pPr>
         <w:pStyle w:val="FirstParagraph"/>
       </w:pPr>
-      <w:r>
-        <w:t xml:space="preserve">So</w:t>
-      </w:r>
-      <w:r>
-        <w:t xml:space="preserve"> </w:t>
-      </w:r>
+      <w:del w:id="108" w:author="PR Preview" w:date="2026-01-01T00:00:00Z">
+        <w:r>
+          <w:delText xml:space="preserve">So</w:delText>
+        </w:r>
+      </w:del>
+      <w:del w:id="109" w:author="PR Preview" w:date="2026-01-01T00:00:00Z">
+        <w:r>
+          <w:delText xml:space="preserve"> </w:delText>
+        </w:r>
+      </w:del>
       <m:oMath>
         <m:sSup>
           <m:e>
@@ -9209,21 +9782,31 @@
           <m:t>≈</m:t>
         </m:r>
       </m:oMath>
-      <w:r>
-        <w:t xml:space="preserve"> </w:t>
-      </w:r>
-      <w:r>
-        <w:t xml:space="preserve">(0.3679, 1, 7.3891)</w:t>
-      </w:r>
-      <w:r>
-        <w:t xml:space="preserve"> </w:t>
-      </w:r>
-      <w:r>
-        <w:t xml:space="preserve">and</w:t>
-      </w:r>
-      <w:r>
-        <w:t xml:space="preserve"> </w:t>
-      </w:r>
+      <w:del w:id="110" w:author="PR Preview" w:date="2026-01-01T00:00:00Z">
+        <w:r>
+          <w:delText xml:space="preserve"> </w:delText>
+        </w:r>
+      </w:del>
+      <w:del w:id="111" w:author="PR Preview" w:date="2026-01-01T00:00:00Z">
+        <w:r>
+          <w:delText xml:space="preserve">(0.3679, 1, 7.3891)</w:delText>
+        </w:r>
+      </w:del>
+      <w:del w:id="112" w:author="PR Preview" w:date="2026-01-01T00:00:00Z">
+        <w:r>
+          <w:delText xml:space="preserve"> </w:delText>
+        </w:r>
+      </w:del>
+      <w:del w:id="113" w:author="PR Preview" w:date="2026-01-01T00:00:00Z">
+        <w:r>
+          <w:delText xml:space="preserve">and</w:delText>
+        </w:r>
+      </w:del>
+      <w:del w:id="114" w:author="PR Preview" w:date="2026-01-01T00:00:00Z">
+        <w:r>
+          <w:delText xml:space="preserve"> </w:delText>
+        </w:r>
+      </w:del>
       <m:oMath>
         <m:sSup>
           <m:e>
@@ -9277,21 +9860,31 @@
           <m:t>≈</m:t>
         </m:r>
       </m:oMath>
-      <w:r>
-        <w:t xml:space="preserve"> </w:t>
-      </w:r>
-      <w:r>
-        <w:t xml:space="preserve">(0.2689, 0.5, 0.8808).</w:t>
-      </w:r>
-      <w:r>
-        <w:t xml:space="preserve"> </w:t>
-      </w:r>
-      <w:r>
-        <w:t xml:space="preserve">Each entry of the output depends only on the entry of</w:t>
-      </w:r>
-      <w:r>
-        <w:t xml:space="preserve"> </w:t>
-      </w:r>
+      <w:del w:id="115" w:author="PR Preview" w:date="2026-01-01T00:00:00Z">
+        <w:r>
+          <w:delText xml:space="preserve"> </w:delText>
+        </w:r>
+      </w:del>
+      <w:del w:id="116" w:author="PR Preview" w:date="2026-01-01T00:00:00Z">
+        <w:r>
+          <w:delText xml:space="preserve">(0.2689, 0.5, 0.8808).</w:delText>
+        </w:r>
+      </w:del>
+      <w:del w:id="117" w:author="PR Preview" w:date="2026-01-01T00:00:00Z">
+        <w:r>
+          <w:delText xml:space="preserve"> </w:delText>
+        </w:r>
+      </w:del>
+      <w:del w:id="118" w:author="PR Preview" w:date="2026-01-01T00:00:00Z">
+        <w:r>
+          <w:delText xml:space="preserve">Each entry of the output depends only on the entry of</w:delText>
+        </w:r>
+      </w:del>
+      <w:del w:id="119" w:author="PR Preview" w:date="2026-01-01T00:00:00Z">
+        <w:r>
+          <w:delText xml:space="preserve"> </w:delText>
+        </w:r>
+      </w:del>
       <m:oMath>
         <m:limLow>
           <m:e>
@@ -9309,12 +9902,106 @@
           </m:lim>
         </m:limLow>
       </m:oMath>
-      <w:r>
-        <w:t xml:space="preserve"> </w:t>
-      </w:r>
-      <w:r>
-        <w:t xml:space="preserve">in the same position.</w:t>
-      </w:r>
+      <w:del w:id="120" w:author="PR Preview" w:date="2026-01-01T00:00:00Z">
+        <w:r>
+          <w:delText xml:space="preserve"> </w:delText>
+        </w:r>
+      </w:del>
+      <w:del w:id="121" w:author="PR Preview" w:date="2026-01-01T00:00:00Z">
+        <w:r>
+          <w:delText xml:space="preserve">in the same position.</w:delText>
+        </w:r>
+      </w:del>
+    </w:p>
+    <w:p>
+      <w:pPr>
+        <w:pStyle w:val="FirstParagraph"/>
+      </w:pPr>
+      <w:ins w:id="122" w:author="PR Preview" w:date="2026-01-01T00:00:00Z">
+        <w:r>
+          <w:t xml:space="preserve">So</w:t>
+        </w:r>
+      </w:ins>
+      <w:ins w:id="123" w:author="PR Preview" w:date="2026-01-01T00:00:00Z">
+        <w:r>
+          <w:t xml:space="preserve"> </w:t>
+        </w:r>
+      </w:ins>
+      <w:ins w:id="124" w:author="PR Preview" w:date="2026-01-01T00:00:00Z">
+        <w:r>
+          <w:t xml:space="preserve">$\operatorname{exp}^{\odot}(\mathord{\smash[b]{\underset{\raise.3ex\hbox{$\scriptstyle\sim$}}{x}}\vphantom{x}}) \approx$</w:t>
+        </w:r>
+      </w:ins>
+      <w:ins w:id="125" w:author="PR Preview" w:date="2026-01-01T00:00:00Z">
+        <w:r>
+          <w:t xml:space="preserve"> </w:t>
+        </w:r>
+      </w:ins>
+      <w:ins w:id="126" w:author="PR Preview" w:date="2026-01-01T00:00:00Z">
+        <w:r>
+          <w:t xml:space="preserve">(0.3679, 1, 7.3891)</w:t>
+        </w:r>
+      </w:ins>
+      <w:ins w:id="127" w:author="PR Preview" w:date="2026-01-01T00:00:00Z">
+        <w:r>
+          <w:t xml:space="preserve"> </w:t>
+        </w:r>
+      </w:ins>
+      <w:ins w:id="128" w:author="PR Preview" w:date="2026-01-01T00:00:00Z">
+        <w:r>
+          <w:t xml:space="preserve">and</w:t>
+        </w:r>
+      </w:ins>
+      <w:ins w:id="129" w:author="PR Preview" w:date="2026-01-01T00:00:00Z">
+        <w:r>
+          <w:t xml:space="preserve"> </w:t>
+        </w:r>
+      </w:ins>
+      <w:ins w:id="130" w:author="PR Preview" w:date="2026-01-01T00:00:00Z">
+        <w:r>
+          <w:t xml:space="preserve">$\operatorname{expit}^{\odot}(\mathord{\smash[b]{\underset{\raise.3ex\hbox{$\scriptstyle\sim$}}{x}}\vphantom{x}}) \approx$</w:t>
+        </w:r>
+      </w:ins>
+      <w:ins w:id="131" w:author="PR Preview" w:date="2026-01-01T00:00:00Z">
+        <w:r>
+          <w:t xml:space="preserve"> </w:t>
+        </w:r>
+      </w:ins>
+      <w:ins w:id="132" w:author="PR Preview" w:date="2026-01-01T00:00:00Z">
+        <w:r>
+          <w:t xml:space="preserve">(0.2689, 0.5, 0.8808).</w:t>
+        </w:r>
+      </w:ins>
+      <w:ins w:id="133" w:author="PR Preview" w:date="2026-01-01T00:00:00Z">
+        <w:r>
+          <w:t xml:space="preserve"> </w:t>
+        </w:r>
+      </w:ins>
+      <w:ins w:id="134" w:author="PR Preview" w:date="2026-01-01T00:00:00Z">
+        <w:r>
+          <w:t xml:space="preserve">Each entry of the output depends only on the entry of</w:t>
+        </w:r>
+      </w:ins>
+      <w:ins w:id="135" w:author="PR Preview" w:date="2026-01-01T00:00:00Z">
+        <w:r>
+          <w:t xml:space="preserve"> </w:t>
+        </w:r>
+      </w:ins>
+      <w:ins w:id="136" w:author="PR Preview" w:date="2026-01-01T00:00:00Z">
+        <w:r>
+          <w:t xml:space="preserve">$\mathord{\smash[b]{\underset{\raise.3ex\hbox{$\scriptstyle\sim$}}{x}}\vphantom{x}}$</w:t>
+        </w:r>
+      </w:ins>
+      <w:ins w:id="137" w:author="PR Preview" w:date="2026-01-01T00:00:00Z">
+        <w:r>
+          <w:t xml:space="preserve"> </w:t>
+        </w:r>
+      </w:ins>
+      <w:ins w:id="138" w:author="PR Preview" w:date="2026-01-01T00:00:00Z">
+        <w:r>
+          <w:t xml:space="preserve">in the same position.</w:t>
+        </w:r>
+      </w:ins>
     </w:p>
     <w:bookmarkEnd w:id="40"/>
     <w:bookmarkStart w:id="42" w:name="rem-elementwise-function-notation"/>
@@ -9341,12 +10028,16 @@
           <w:numId w:val="1008"/>
         </w:numPr>
       </w:pPr>
-      <w:r>
-        <w:t xml:space="preserve">The superscript</w:t>
-      </w:r>
-      <w:r>
-        <w:t xml:space="preserve"> </w:t>
-      </w:r>
+      <w:del w:id="139" w:author="PR Preview" w:date="2026-01-01T00:00:00Z">
+        <w:r>
+          <w:delText xml:space="preserve">The superscript</w:delText>
+        </w:r>
+      </w:del>
+      <w:del w:id="140" w:author="PR Preview" w:date="2026-01-01T00:00:00Z">
+        <w:r>
+          <w:delText xml:space="preserve"> </w:delText>
+        </w:r>
+      </w:del>
       <m:oMath>
         <m:r>
           <m:rPr>
@@ -9355,15 +10046,21 @@
           <m:t>⊙</m:t>
         </m:r>
       </m:oMath>
-      <w:r>
-        <w:t xml:space="preserve"> </w:t>
-      </w:r>
-      <w:r>
-        <w:t xml:space="preserve">keeps</w:t>
-      </w:r>
-      <w:r>
-        <w:t xml:space="preserve"> </w:t>
-      </w:r>
+      <w:del w:id="141" w:author="PR Preview" w:date="2026-01-01T00:00:00Z">
+        <w:r>
+          <w:delText xml:space="preserve"> </w:delText>
+        </w:r>
+      </w:del>
+      <w:del w:id="142" w:author="PR Preview" w:date="2026-01-01T00:00:00Z">
+        <w:r>
+          <w:delText xml:space="preserve">keeps</w:delText>
+        </w:r>
+      </w:del>
+      <w:del w:id="143" w:author="PR Preview" w:date="2026-01-01T00:00:00Z">
+        <w:r>
+          <w:delText xml:space="preserve"> </w:delText>
+        </w:r>
+      </w:del>
       <m:oMath>
         <m:sSup>
           <m:e>
@@ -9381,69 +10078,101 @@
           </m:sup>
         </m:sSup>
       </m:oMath>
-      <w:r>
-        <w:t xml:space="preserve"> </w:t>
-      </w:r>
-      <w:r>
-        <w:t xml:space="preserve">apart from</w:t>
-      </w:r>
-      <w:r>
-        <w:t xml:space="preserve"> </w:t>
-      </w:r>
+      <w:del w:id="144" w:author="PR Preview" w:date="2026-01-01T00:00:00Z">
+        <w:r>
+          <w:delText xml:space="preserve"> </w:delText>
+        </w:r>
+      </w:del>
+      <w:del w:id="145" w:author="PR Preview" w:date="2026-01-01T00:00:00Z">
+        <w:r>
+          <w:delText xml:space="preserve">apart from</w:delText>
+        </w:r>
+      </w:del>
+      <w:del w:id="146" w:author="PR Preview" w:date="2026-01-01T00:00:00Z">
+        <w:r>
+          <w:delText xml:space="preserve"> </w:delText>
+        </w:r>
+      </w:del>
       <m:oMath>
         <m:r>
           <m:t>f</m:t>
         </m:r>
       </m:oMath>
-      <w:r>
-        <w:t xml:space="preserve"> </w:t>
-      </w:r>
-      <w:r>
-        <w:t xml:space="preserve">itself.</w:t>
-      </w:r>
-      <w:r>
-        <w:t xml:space="preserve"> </w:t>
-      </w:r>
-      <w:r>
-        <w:t xml:space="preserve">Where a function</w:t>
-      </w:r>
-      <w:r>
-        <w:t xml:space="preserve"> </w:t>
-      </w:r>
+      <w:del w:id="147" w:author="PR Preview" w:date="2026-01-01T00:00:00Z">
+        <w:r>
+          <w:delText xml:space="preserve"> </w:delText>
+        </w:r>
+      </w:del>
+      <w:del w:id="148" w:author="PR Preview" w:date="2026-01-01T00:00:00Z">
+        <w:r>
+          <w:delText xml:space="preserve">itself.</w:delText>
+        </w:r>
+      </w:del>
+      <w:del w:id="149" w:author="PR Preview" w:date="2026-01-01T00:00:00Z">
+        <w:r>
+          <w:delText xml:space="preserve"> </w:delText>
+        </w:r>
+      </w:del>
+      <w:del w:id="150" w:author="PR Preview" w:date="2026-01-01T00:00:00Z">
+        <w:r>
+          <w:delText xml:space="preserve">Where a function</w:delText>
+        </w:r>
+      </w:del>
+      <w:del w:id="151" w:author="PR Preview" w:date="2026-01-01T00:00:00Z">
+        <w:r>
+          <w:delText xml:space="preserve"> </w:delText>
+        </w:r>
+      </w:del>
       <m:oMath>
         <m:r>
           <m:t>f</m:t>
         </m:r>
       </m:oMath>
-      <w:r>
-        <w:t xml:space="preserve"> </w:t>
-      </w:r>
-      <w:r>
-        <w:t xml:space="preserve">takes a whole vector as its argument,</w:t>
-      </w:r>
-      <w:r>
-        <w:t xml:space="preserve"> </w:t>
-      </w:r>
-      <w:r>
-        <w:t xml:space="preserve">as in the multivariable calculus of</w:t>
-      </w:r>
-      <w:r>
-        <w:t xml:space="preserve"> </w:t>
-      </w:r>
+      <w:del w:id="152" w:author="PR Preview" w:date="2026-01-01T00:00:00Z">
+        <w:r>
+          <w:delText xml:space="preserve"> </w:delText>
+        </w:r>
+      </w:del>
+      <w:del w:id="153" w:author="PR Preview" w:date="2026-01-01T00:00:00Z">
+        <w:r>
+          <w:delText xml:space="preserve">takes a whole vector as its argument,</w:delText>
+        </w:r>
+      </w:del>
+      <w:del w:id="154" w:author="PR Preview" w:date="2026-01-01T00:00:00Z">
+        <w:r>
+          <w:delText xml:space="preserve"> </w:delText>
+        </w:r>
+      </w:del>
+      <w:del w:id="155" w:author="PR Preview" w:date="2026-01-01T00:00:00Z">
+        <w:r>
+          <w:delText xml:space="preserve">as in the multivariable calculus of</w:delText>
+        </w:r>
+      </w:del>
+      <w:del w:id="156" w:author="PR Preview" w:date="2026-01-01T00:00:00Z">
+        <w:r>
+          <w:delText xml:space="preserve"> </w:delText>
+        </w:r>
+      </w:del>
       <w:hyperlink r:id="rId41">
-        <w:r>
-          <w:rPr>
-            <w:rStyle w:val="Hyperlink"/>
-          </w:rPr>
-          <w:t xml:space="preserve">vector calculus</w:t>
-        </w:r>
+        <w:del w:id="157" w:author="PR Preview" w:date="2026-01-01T00:00:00Z">
+          <w:r>
+            <w:rPr>
+              <w:rStyle w:val="Hyperlink"/>
+            </w:rPr>
+            <w:delText xml:space="preserve">vector calculus</w:delText>
+          </w:r>
+        </w:del>
       </w:hyperlink>
-      <w:r>
-        <w:t xml:space="preserve">,</w:t>
-      </w:r>
-      <w:r>
-        <w:t xml:space="preserve"> </w:t>
-      </w:r>
+      <w:del w:id="158" w:author="PR Preview" w:date="2026-01-01T00:00:00Z">
+        <w:r>
+          <w:delText xml:space="preserve">,</w:delText>
+        </w:r>
+      </w:del>
+      <w:del w:id="159" w:author="PR Preview" w:date="2026-01-01T00:00:00Z">
+        <w:r>
+          <w:delText xml:space="preserve"> </w:delText>
+        </w:r>
+      </w:del>
       <m:oMath>
         <m:r>
           <m:t>f</m:t>
@@ -9476,32 +10205,46 @@
           <m:t>)</m:t>
         </m:r>
       </m:oMath>
-      <w:r>
-        <w:t xml:space="preserve"> </w:t>
-      </w:r>
-      <w:r>
-        <w:t xml:space="preserve">means</w:t>
-      </w:r>
-      <w:r>
-        <w:t xml:space="preserve"> </w:t>
-      </w:r>
+      <w:del w:id="160" w:author="PR Preview" w:date="2026-01-01T00:00:00Z">
+        <w:r>
+          <w:delText xml:space="preserve"> </w:delText>
+        </w:r>
+      </w:del>
+      <w:del w:id="161" w:author="PR Preview" w:date="2026-01-01T00:00:00Z">
+        <w:r>
+          <w:delText xml:space="preserve">means</w:delText>
+        </w:r>
+      </w:del>
+      <w:del w:id="162" w:author="PR Preview" w:date="2026-01-01T00:00:00Z">
+        <w:r>
+          <w:delText xml:space="preserve"> </w:delText>
+        </w:r>
+      </w:del>
       <m:oMath>
         <m:r>
           <m:t>f</m:t>
         </m:r>
       </m:oMath>
-      <w:r>
-        <w:t xml:space="preserve"> </w:t>
-      </w:r>
-      <w:r>
-        <w:t xml:space="preserve">evaluated at the vector,</w:t>
-      </w:r>
-      <w:r>
-        <w:t xml:space="preserve"> </w:t>
-      </w:r>
-      <w:r>
-        <w:t xml:space="preserve">which is generally not the vector of its values at the entries.</w:t>
-      </w:r>
+      <w:del w:id="163" w:author="PR Preview" w:date="2026-01-01T00:00:00Z">
+        <w:r>
+          <w:delText xml:space="preserve"> </w:delText>
+        </w:r>
+      </w:del>
+      <w:del w:id="164" w:author="PR Preview" w:date="2026-01-01T00:00:00Z">
+        <w:r>
+          <w:delText xml:space="preserve">evaluated at the vector,</w:delText>
+        </w:r>
+      </w:del>
+      <w:del w:id="165" w:author="PR Preview" w:date="2026-01-01T00:00:00Z">
+        <w:r>
+          <w:delText xml:space="preserve"> </w:delText>
+        </w:r>
+      </w:del>
+      <w:del w:id="166" w:author="PR Preview" w:date="2026-01-01T00:00:00Z">
+        <w:r>
+          <w:delText xml:space="preserve">which is generally not the vector of its values at the entries.</w:delText>
+        </w:r>
+      </w:del>
     </w:p>
     <w:p>
       <w:pPr>
@@ -9511,26 +10254,36 @@
           <w:numId w:val="1008"/>
         </w:numPr>
       </w:pPr>
-      <w:r>
-        <w:t xml:space="preserve">If</w:t>
-      </w:r>
-      <w:r>
-        <w:t xml:space="preserve"> </w:t>
-      </w:r>
+      <w:del w:id="167" w:author="PR Preview" w:date="2026-01-01T00:00:00Z">
+        <w:r>
+          <w:delText xml:space="preserve">If</w:delText>
+        </w:r>
+      </w:del>
+      <w:del w:id="168" w:author="PR Preview" w:date="2026-01-01T00:00:00Z">
+        <w:r>
+          <w:delText xml:space="preserve"> </w:delText>
+        </w:r>
+      </w:del>
       <m:oMath>
         <m:r>
           <m:t>f</m:t>
         </m:r>
       </m:oMath>
-      <w:r>
-        <w:t xml:space="preserve"> </w:t>
-      </w:r>
-      <w:r>
-        <w:t xml:space="preserve">has parameters, as in</w:t>
-      </w:r>
-      <w:r>
-        <w:t xml:space="preserve"> </w:t>
-      </w:r>
+      <w:del w:id="169" w:author="PR Preview" w:date="2026-01-01T00:00:00Z">
+        <w:r>
+          <w:delText xml:space="preserve"> </w:delText>
+        </w:r>
+      </w:del>
+      <w:del w:id="170" w:author="PR Preview" w:date="2026-01-01T00:00:00Z">
+        <w:r>
+          <w:delText xml:space="preserve">has parameters, as in</w:delText>
+        </w:r>
+      </w:del>
+      <w:del w:id="171" w:author="PR Preview" w:date="2026-01-01T00:00:00Z">
+        <w:r>
+          <w:delText xml:space="preserve"> </w:delText>
+        </w:r>
+      </w:del>
       <m:oMath>
         <m:sSub>
           <m:e>
@@ -9557,15 +10310,21 @@
           </m:sub>
         </m:sSub>
       </m:oMath>
-      <w:r>
-        <w:t xml:space="preserve">,</w:t>
-      </w:r>
-      <w:r>
-        <w:t xml:space="preserve"> </w:t>
-      </w:r>
-      <w:r>
-        <w:t xml:space="preserve">the same parameters are used at every entry.</w:t>
-      </w:r>
+      <w:del w:id="172" w:author="PR Preview" w:date="2026-01-01T00:00:00Z">
+        <w:r>
+          <w:delText xml:space="preserve">,</w:delText>
+        </w:r>
+      </w:del>
+      <w:del w:id="173" w:author="PR Preview" w:date="2026-01-01T00:00:00Z">
+        <w:r>
+          <w:delText xml:space="preserve"> </w:delText>
+        </w:r>
+      </w:del>
+      <w:del w:id="174" w:author="PR Preview" w:date="2026-01-01T00:00:00Z">
+        <w:r>
+          <w:delText xml:space="preserve">the same parameters are used at every entry.</w:delText>
+        </w:r>
+      </w:del>
     </w:p>
     <w:p>
       <w:pPr>
@@ -9575,6 +10334,264 @@
           <w:numId w:val="1008"/>
         </w:numPr>
       </w:pPr>
+      <w:ins w:id="175" w:author="PR Preview" w:date="2026-01-01T00:00:00Z">
+        <w:r>
+          <w:t xml:space="preserve">The superscript</w:t>
+        </w:r>
+      </w:ins>
+      <w:ins w:id="176" w:author="PR Preview" w:date="2026-01-01T00:00:00Z">
+        <w:r>
+          <w:t xml:space="preserve"> </w:t>
+        </w:r>
+      </w:ins>
+      <m:oMath>
+        <m:r>
+          <m:rPr>
+            <m:sty m:val="p"/>
+          </m:rPr>
+          <m:t>⊙</m:t>
+        </m:r>
+      </m:oMath>
+      <w:ins w:id="177" w:author="PR Preview" w:date="2026-01-01T00:00:00Z">
+        <w:r>
+          <w:t xml:space="preserve"> </w:t>
+        </w:r>
+      </w:ins>
+      <w:ins w:id="178" w:author="PR Preview" w:date="2026-01-01T00:00:00Z">
+        <w:r>
+          <w:t xml:space="preserve">keeps</w:t>
+        </w:r>
+      </w:ins>
+      <w:ins w:id="179" w:author="PR Preview" w:date="2026-01-01T00:00:00Z">
+        <w:r>
+          <w:t xml:space="preserve"> </w:t>
+        </w:r>
+      </w:ins>
+      <m:oMath>
+        <m:sSup>
+          <m:e>
+            <m:r>
+              <m:t>f</m:t>
+            </m:r>
+          </m:e>
+          <m:sup>
+            <m:r>
+              <m:rPr>
+                <m:sty m:val="p"/>
+              </m:rPr>
+              <m:t>⊙</m:t>
+            </m:r>
+          </m:sup>
+        </m:sSup>
+      </m:oMath>
+      <w:ins w:id="180" w:author="PR Preview" w:date="2026-01-01T00:00:00Z">
+        <w:r>
+          <w:t xml:space="preserve"> </w:t>
+        </w:r>
+      </w:ins>
+      <w:ins w:id="181" w:author="PR Preview" w:date="2026-01-01T00:00:00Z">
+        <w:r>
+          <w:t xml:space="preserve">apart from</w:t>
+        </w:r>
+      </w:ins>
+      <w:ins w:id="182" w:author="PR Preview" w:date="2026-01-01T00:00:00Z">
+        <w:r>
+          <w:t xml:space="preserve"> </w:t>
+        </w:r>
+      </w:ins>
+      <m:oMath>
+        <m:r>
+          <m:t>f</m:t>
+        </m:r>
+      </m:oMath>
+      <w:ins w:id="183" w:author="PR Preview" w:date="2026-01-01T00:00:00Z">
+        <w:r>
+          <w:t xml:space="preserve"> </w:t>
+        </w:r>
+      </w:ins>
+      <w:ins w:id="184" w:author="PR Preview" w:date="2026-01-01T00:00:00Z">
+        <w:r>
+          <w:t xml:space="preserve">itself.</w:t>
+        </w:r>
+      </w:ins>
+      <w:ins w:id="185" w:author="PR Preview" w:date="2026-01-01T00:00:00Z">
+        <w:r>
+          <w:t xml:space="preserve"> </w:t>
+        </w:r>
+      </w:ins>
+      <w:ins w:id="186" w:author="PR Preview" w:date="2026-01-01T00:00:00Z">
+        <w:r>
+          <w:t xml:space="preserve">Where a function</w:t>
+        </w:r>
+      </w:ins>
+      <w:ins w:id="187" w:author="PR Preview" w:date="2026-01-01T00:00:00Z">
+        <w:r>
+          <w:t xml:space="preserve"> </w:t>
+        </w:r>
+      </w:ins>
+      <m:oMath>
+        <m:r>
+          <m:t>f</m:t>
+        </m:r>
+      </m:oMath>
+      <w:ins w:id="188" w:author="PR Preview" w:date="2026-01-01T00:00:00Z">
+        <w:r>
+          <w:t xml:space="preserve"> </w:t>
+        </w:r>
+      </w:ins>
+      <w:ins w:id="189" w:author="PR Preview" w:date="2026-01-01T00:00:00Z">
+        <w:r>
+          <w:t xml:space="preserve">takes a whole vector as its argument,</w:t>
+        </w:r>
+      </w:ins>
+      <w:ins w:id="190" w:author="PR Preview" w:date="2026-01-01T00:00:00Z">
+        <w:r>
+          <w:t xml:space="preserve"> </w:t>
+        </w:r>
+      </w:ins>
+      <w:ins w:id="191" w:author="PR Preview" w:date="2026-01-01T00:00:00Z">
+        <w:r>
+          <w:t xml:space="preserve">as in the multivariable calculus of</w:t>
+        </w:r>
+      </w:ins>
+      <w:ins w:id="192" w:author="PR Preview" w:date="2026-01-01T00:00:00Z">
+        <w:r>
+          <w:t xml:space="preserve"> </w:t>
+        </w:r>
+      </w:ins>
+      <w:hyperlink r:id="rId41">
+        <w:ins w:id="193" w:author="PR Preview" w:date="2026-01-01T00:00:00Z">
+          <w:r>
+            <w:rPr>
+              <w:rStyle w:val="Hyperlink"/>
+            </w:rPr>
+            <w:t xml:space="preserve">vector calculus</w:t>
+          </w:r>
+        </w:ins>
+      </w:hyperlink>
+      <w:ins w:id="194" w:author="PR Preview" w:date="2026-01-01T00:00:00Z">
+        <w:r>
+          <w:t xml:space="preserve">,</w:t>
+        </w:r>
+      </w:ins>
+      <w:ins w:id="195" w:author="PR Preview" w:date="2026-01-01T00:00:00Z">
+        <w:r>
+          <w:t xml:space="preserve"> </w:t>
+        </w:r>
+      </w:ins>
+      <w:ins w:id="196" w:author="PR Preview" w:date="2026-01-01T00:00:00Z">
+        <w:r>
+          <w:t xml:space="preserve">$f(\mathord{\smash[b]{\underset{\raise.3ex\hbox{$\scriptstyle\sim$}}{x}}\vphantom{x}})$</w:t>
+        </w:r>
+      </w:ins>
+      <w:ins w:id="197" w:author="PR Preview" w:date="2026-01-01T00:00:00Z">
+        <w:r>
+          <w:t xml:space="preserve"> </w:t>
+        </w:r>
+      </w:ins>
+      <w:ins w:id="198" w:author="PR Preview" w:date="2026-01-01T00:00:00Z">
+        <w:r>
+          <w:t xml:space="preserve">means</w:t>
+        </w:r>
+      </w:ins>
+      <w:ins w:id="199" w:author="PR Preview" w:date="2026-01-01T00:00:00Z">
+        <w:r>
+          <w:t xml:space="preserve"> </w:t>
+        </w:r>
+      </w:ins>
+      <m:oMath>
+        <m:r>
+          <m:t>f</m:t>
+        </m:r>
+      </m:oMath>
+      <w:ins w:id="200" w:author="PR Preview" w:date="2026-01-01T00:00:00Z">
+        <w:r>
+          <w:t xml:space="preserve"> </w:t>
+        </w:r>
+      </w:ins>
+      <w:ins w:id="201" w:author="PR Preview" w:date="2026-01-01T00:00:00Z">
+        <w:r>
+          <w:t xml:space="preserve">evaluated at the vector,</w:t>
+        </w:r>
+      </w:ins>
+      <w:ins w:id="202" w:author="PR Preview" w:date="2026-01-01T00:00:00Z">
+        <w:r>
+          <w:t xml:space="preserve"> </w:t>
+        </w:r>
+      </w:ins>
+      <w:ins w:id="203" w:author="PR Preview" w:date="2026-01-01T00:00:00Z">
+        <w:r>
+          <w:t xml:space="preserve">which is generally not the vector of its values at the entries.</w:t>
+        </w:r>
+      </w:ins>
+    </w:p>
+    <w:p>
+      <w:pPr>
+        <w:pStyle w:val="Compact"/>
+        <w:numPr>
+          <w:ilvl w:val="0"/>
+          <w:numId w:val="1008"/>
+        </w:numPr>
+      </w:pPr>
+      <w:ins w:id="204" w:author="PR Preview" w:date="2026-01-01T00:00:00Z">
+        <w:r>
+          <w:t xml:space="preserve">If</w:t>
+        </w:r>
+      </w:ins>
+      <w:ins w:id="205" w:author="PR Preview" w:date="2026-01-01T00:00:00Z">
+        <w:r>
+          <w:t xml:space="preserve"> </w:t>
+        </w:r>
+      </w:ins>
+      <m:oMath>
+        <m:r>
+          <m:t>f</m:t>
+        </m:r>
+      </m:oMath>
+      <w:ins w:id="206" w:author="PR Preview" w:date="2026-01-01T00:00:00Z">
+        <w:r>
+          <w:t xml:space="preserve"> </w:t>
+        </w:r>
+      </w:ins>
+      <w:ins w:id="207" w:author="PR Preview" w:date="2026-01-01T00:00:00Z">
+        <w:r>
+          <w:t xml:space="preserve">has parameters, as in</w:t>
+        </w:r>
+      </w:ins>
+      <w:ins w:id="208" w:author="PR Preview" w:date="2026-01-01T00:00:00Z">
+        <w:r>
+          <w:t xml:space="preserve"> </w:t>
+        </w:r>
+      </w:ins>
+      <w:ins w:id="209" w:author="PR Preview" w:date="2026-01-01T00:00:00Z">
+        <w:r>
+          <w:t xml:space="preserve">$f_{\mathord{\smash[b]{\underset{\raise.3ex\hbox{$\scriptstyle\sim$}}{\beta}}\vphantom{\beta}}}$</w:t>
+        </w:r>
+      </w:ins>
+      <w:ins w:id="210" w:author="PR Preview" w:date="2026-01-01T00:00:00Z">
+        <w:r>
+          <w:t xml:space="preserve">,</w:t>
+        </w:r>
+      </w:ins>
+      <w:ins w:id="211" w:author="PR Preview" w:date="2026-01-01T00:00:00Z">
+        <w:r>
+          <w:t xml:space="preserve"> </w:t>
+        </w:r>
+      </w:ins>
+      <w:ins w:id="212" w:author="PR Preview" w:date="2026-01-01T00:00:00Z">
+        <w:r>
+          <w:t xml:space="preserve">the same parameters are used at every entry.</w:t>
+        </w:r>
+      </w:ins>
+    </w:p>
+    <w:p>
+      <w:pPr>
+        <w:pStyle w:val="Compact"/>
+        <w:numPr>
+          <w:ilvl w:val="0"/>
+          <w:numId w:val="1008"/>
+        </w:numPr>
+      </w:pPr>
       <w:r>
         <w:t xml:space="preserve">Software usually applies a scalar function to a vector this way,</w:t>
       </w:r>
@@ -10474,12 +11491,16 @@
           <w:numId w:val="1009"/>
         </w:numPr>
       </w:pPr>
-      <w:r>
-        <w:t xml:space="preserve">Summing the entries sends each vector</w:t>
-      </w:r>
-      <w:r>
-        <w:t xml:space="preserve"> </w:t>
-      </w:r>
+      <w:del w:id="213" w:author="PR Preview" w:date="2026-01-01T00:00:00Z">
+        <w:r>
+          <w:delText xml:space="preserve">Summing the entries sends each vector</w:delText>
+        </w:r>
+      </w:del>
+      <w:del w:id="214" w:author="PR Preview" w:date="2026-01-01T00:00:00Z">
+        <w:r>
+          <w:delText xml:space="preserve"> </w:delText>
+        </w:r>
+      </w:del>
       <m:oMath>
         <m:limLow>
           <m:e>
@@ -10519,15 +11540,21 @@
           </m:sup>
         </m:sSup>
       </m:oMath>
-      <w:r>
-        <w:t xml:space="preserve"> </w:t>
-      </w:r>
-      <w:r>
-        <w:t xml:space="preserve">to the number</w:t>
-      </w:r>
-      <w:r>
-        <w:t xml:space="preserve"> </w:t>
-      </w:r>
+      <w:del w:id="215" w:author="PR Preview" w:date="2026-01-01T00:00:00Z">
+        <w:r>
+          <w:delText xml:space="preserve"> </w:delText>
+        </w:r>
+      </w:del>
+      <w:del w:id="216" w:author="PR Preview" w:date="2026-01-01T00:00:00Z">
+        <w:r>
+          <w:delText xml:space="preserve">to the number</w:delText>
+        </w:r>
+      </w:del>
+      <w:del w:id="217" w:author="PR Preview" w:date="2026-01-01T00:00:00Z">
+        <w:r>
+          <w:delText xml:space="preserve"> </w:delText>
+        </w:r>
+      </w:del>
       <m:oMath>
         <m:nary>
           <m:naryPr>
@@ -10571,9 +11598,98 @@
           </m:e>
         </m:nary>
       </m:oMath>
-      <w:r>
-        <w:t xml:space="preserve">.</w:t>
-      </w:r>
+      <w:del w:id="218" w:author="PR Preview" w:date="2026-01-01T00:00:00Z">
+        <w:r>
+          <w:delText xml:space="preserve">.</w:delText>
+        </w:r>
+      </w:del>
+    </w:p>
+    <w:p>
+      <w:pPr>
+        <w:pStyle w:val="Compact"/>
+        <w:numPr>
+          <w:ilvl w:val="0"/>
+          <w:numId w:val="1009"/>
+        </w:numPr>
+      </w:pPr>
+      <w:ins w:id="219" w:author="PR Preview" w:date="2026-01-01T00:00:00Z">
+        <w:r>
+          <w:t xml:space="preserve">Summing the entries sends each vector</w:t>
+        </w:r>
+      </w:ins>
+      <w:ins w:id="220" w:author="PR Preview" w:date="2026-01-01T00:00:00Z">
+        <w:r>
+          <w:t xml:space="preserve"> </w:t>
+        </w:r>
+      </w:ins>
+      <w:ins w:id="221" w:author="PR Preview" w:date="2026-01-01T00:00:00Z">
+        <w:r>
+          <w:t xml:space="preserve">$\mathord{\smash[b]{\underset{\raise.3ex\hbox{$\scriptstyle\sim$}}{x}}\vphantom{x}}\in \mathbb{R}^n$</w:t>
+        </w:r>
+      </w:ins>
+      <w:ins w:id="222" w:author="PR Preview" w:date="2026-01-01T00:00:00Z">
+        <w:r>
+          <w:t xml:space="preserve"> </w:t>
+        </w:r>
+      </w:ins>
+      <w:ins w:id="223" w:author="PR Preview" w:date="2026-01-01T00:00:00Z">
+        <w:r>
+          <w:t xml:space="preserve">to the number</w:t>
+        </w:r>
+      </w:ins>
+      <w:ins w:id="224" w:author="PR Preview" w:date="2026-01-01T00:00:00Z">
+        <w:r>
+          <w:t xml:space="preserve"> </w:t>
+        </w:r>
+      </w:ins>
+      <m:oMath>
+        <m:nary>
+          <m:naryPr>
+            <m:chr m:val="∑"/>
+            <m:limLoc m:val="undOvr"/>
+            <m:subHide m:val="off"/>
+            <m:supHide m:val="off"/>
+          </m:naryPr>
+          <m:sub>
+            <m:r>
+              <m:t>i</m:t>
+            </m:r>
+            <m:r>
+              <m:rPr>
+                <m:sty m:val="p"/>
+              </m:rPr>
+              <m:t>=</m:t>
+            </m:r>
+            <m:r>
+              <m:t>1</m:t>
+            </m:r>
+          </m:sub>
+          <m:sup>
+            <m:r>
+              <m:t>n</m:t>
+            </m:r>
+          </m:sup>
+          <m:e>
+            <m:sSub>
+              <m:e>
+                <m:r>
+                  <m:t>x</m:t>
+                </m:r>
+              </m:e>
+              <m:sub>
+                <m:r>
+                  <m:t>i</m:t>
+                </m:r>
+              </m:sub>
+            </m:sSub>
+          </m:e>
+        </m:nary>
+      </m:oMath>
+      <w:ins w:id="225" w:author="PR Preview" w:date="2026-01-01T00:00:00Z">
+        <w:r>
+          <w:t xml:space="preserve">.</w:t>
+        </w:r>
+      </w:ins>
     </w:p>
     <w:p>
       <w:pPr>
